--- a/forms/files/MLW-Cheque-Bounce-Legal-Notice.docx
+++ b/forms/files/MLW-Cheque-Bounce-Legal-Notice.docx
@@ -4,6 +4,7 @@
   <w:body>
     <w:p>
       <w:pPr>
+        <w:spacing w:after="80" w:line="240" w:lineRule="auto" w:before="0"/>
         <w:jc w:val="center"/>
       </w:pPr>
       <w:r>
@@ -17,6 +18,7 @@
     </w:p>
     <w:p>
       <w:pPr>
+        <w:spacing w:after="80" w:line="240" w:lineRule="auto" w:before="0"/>
         <w:jc w:val="center"/>
       </w:pPr>
       <w:r>
@@ -29,6 +31,7 @@
     </w:p>
     <w:p>
       <w:pPr>
+        <w:spacing w:after="80" w:line="240" w:lineRule="auto" w:before="0"/>
         <w:jc w:val="center"/>
       </w:pPr>
       <w:r>
@@ -41,6 +44,10 @@
       </w:r>
     </w:p>
     <w:p>
+      <w:pPr>
+        <w:keepNext/>
+        <w:spacing w:after="80" w:line="240" w:lineRule="auto" w:before="0"/>
+      </w:pPr>
       <w:r>
         <w:rPr>
           <w:b w:val="0"/>
@@ -50,6 +57,9 @@
       </w:r>
     </w:p>
     <w:p>
+      <w:pPr>
+        <w:spacing w:after="80" w:line="240" w:lineRule="auto" w:before="0"/>
+      </w:pPr>
       <w:r>
         <w:rPr>
           <w:b w:val="0"/>
@@ -63,6 +73,9 @@
       </w:r>
     </w:p>
     <w:p>
+      <w:pPr>
+        <w:spacing w:after="80" w:line="240" w:lineRule="auto" w:before="0"/>
+      </w:pPr>
       <w:r>
         <w:rPr>
           <w:b w:val="0"/>
@@ -73,6 +86,7 @@
     </w:p>
     <w:p>
       <w:pPr>
+        <w:spacing w:after="80" w:line="240" w:lineRule="auto" w:before="0"/>
         <w:jc w:val="both"/>
       </w:pPr>
       <w:r>
@@ -85,6 +99,7 @@
     </w:p>
     <w:p>
       <w:pPr>
+        <w:spacing w:after="80" w:line="240" w:lineRule="auto" w:before="0"/>
         <w:jc w:val="both"/>
       </w:pPr>
       <w:r>
@@ -97,6 +112,7 @@
     </w:p>
     <w:p>
       <w:pPr>
+        <w:spacing w:after="80" w:line="240" w:lineRule="auto" w:before="0"/>
         <w:jc w:val="both"/>
       </w:pPr>
       <w:r>
@@ -224,9 +240,14 @@
         </w:tc>
       </w:tr>
     </w:tbl>
-    <w:p/>
     <w:p>
       <w:pPr>
+        <w:spacing w:after="80" w:line="240" w:lineRule="auto" w:before="0"/>
+      </w:pPr>
+    </w:p>
+    <w:p>
+      <w:pPr>
+        <w:spacing w:after="80" w:line="240" w:lineRule="auto" w:before="0"/>
         <w:jc w:val="both"/>
       </w:pPr>
       <w:r>
@@ -239,6 +260,7 @@
     </w:p>
     <w:p>
       <w:pPr>
+        <w:spacing w:after="80" w:line="240" w:lineRule="auto" w:before="0"/>
         <w:jc w:val="both"/>
       </w:pPr>
       <w:r>
@@ -251,6 +273,7 @@
     </w:p>
     <w:p>
       <w:pPr>
+        <w:spacing w:after="80" w:line="240" w:lineRule="auto" w:before="0"/>
         <w:jc w:val="both"/>
       </w:pPr>
       <w:r>
@@ -263,6 +286,7 @@
     </w:p>
     <w:p>
       <w:pPr>
+        <w:spacing w:after="80" w:line="240" w:lineRule="auto" w:before="0"/>
         <w:jc w:val="both"/>
       </w:pPr>
       <w:r>
@@ -275,6 +299,7 @@
     </w:p>
     <w:p>
       <w:pPr>
+        <w:spacing w:after="80" w:line="240" w:lineRule="auto" w:before="0"/>
         <w:jc w:val="right"/>
       </w:pPr>
       <w:r>
@@ -287,6 +312,7 @@
     </w:p>
     <w:p>
       <w:pPr>
+        <w:spacing w:after="80" w:line="240" w:lineRule="auto" w:before="0"/>
         <w:jc w:val="right"/>
       </w:pPr>
       <w:r>
@@ -299,6 +325,7 @@
     </w:p>
     <w:p>
       <w:pPr>
+        <w:spacing w:after="80" w:line="240" w:lineRule="auto" w:before="0"/>
         <w:jc w:val="right"/>
       </w:pPr>
       <w:r>
@@ -311,6 +338,7 @@
     </w:p>
     <w:p>
       <w:pPr>
+        <w:spacing w:after="80" w:line="240" w:lineRule="auto" w:before="0"/>
         <w:jc w:val="right"/>
       </w:pPr>
       <w:r>
@@ -322,6 +350,9 @@
       </w:r>
     </w:p>
     <w:p>
+      <w:pPr>
+        <w:spacing w:after="80" w:line="240" w:lineRule="auto" w:before="0"/>
+      </w:pPr>
       <w:r>
         <w:rPr>
           <w:b w:val="0"/>
@@ -331,10 +362,72 @@
         <w:t>Checklist: keep the original cheque, return memo, bank intimation, postal receipts and tracking report / delivery proof. The complaint must be filed within one month after the 15-day period expires (Section 142(1)(b)).</w:t>
       </w:r>
     </w:p>
+    <w:p>
+      <w:pPr>
+        <w:keepNext/>
+        <w:keepLines/>
+        <w:pageBreakBefore/>
+        <w:spacing w:after="80" w:line="240" w:lineRule="auto" w:before="0"/>
+      </w:pPr>
+      <w:r>
+        <w:rPr>
+          <w:b/>
+        </w:rPr>
+        <w:t>STATUTORY TIMELINE AND DEMAND CHECKS</w:t>
+      </w:r>
+    </w:p>
+    <w:p>
+      <w:pPr>
+        <w:keepLines/>
+        <w:spacing w:after="80" w:line="240" w:lineRule="auto" w:before="0"/>
+      </w:pPr>
+      <w:r>
+        <w:rPr>
+          <w:b w:val="0"/>
+        </w:rPr>
+        <w:t>State the underlying transaction, legally due balance after credits, drawer/account, cheque number/date/amount, presentation and dishonour reason. Record the date the bank information was actually received; issue the written demand within thirty days.</w:t>
+      </w:r>
+    </w:p>
+    <w:p>
+      <w:pPr>
+        <w:keepLines/>
+        <w:spacing w:after="80" w:line="240" w:lineRule="auto" w:before="0"/>
+      </w:pPr>
+      <w:r>
+        <w:rPr>
+          <w:b w:val="0"/>
+        </w:rPr>
+        <w:t>Demand payment of the cheque amount clearly within fifteen days of receipt of notice. Keep any additional contractual demand separately identified so that it does not obscure the statutory demand. Preserve dispatch, address verification, tracking and returned-envelope proof.</w:t>
+      </w:r>
+    </w:p>
+    <w:p>
+      <w:pPr>
+        <w:keepLines/>
+        <w:spacing w:after="80" w:line="240" w:lineRule="auto" w:before="0"/>
+      </w:pPr>
+      <w:r>
+        <w:rPr>
+          <w:b w:val="0"/>
+        </w:rPr>
+        <w:t>Prepare a service and limitation chronology for the later complaint. Do not state that a notice itself proves the debt, that non-response guarantees conviction, or that settlement always waives statutory time requirements.</w:t>
+      </w:r>
+    </w:p>
+    <w:p>
+      <w:pPr>
+        <w:keepLines/>
+        <w:spacing w:after="80" w:line="240" w:lineRule="auto" w:before="0"/>
+      </w:pPr>
+      <w:r>
+        <w:rPr>
+          <w:b w:val="0"/>
+        </w:rPr>
+        <w:t>Fact-specific authority: Rangappa v. Sri Mohan, (2010) 11 SCC 441, 7 May 2010. The debt presumption is rebuttable once foundational execution facts are established; retain transaction proof and address repayments. Source: https://indiankanoon.org/doc/150051/</w:t>
+      </w:r>
+    </w:p>
     <w:sectPr>
       <w:footerReference w:type="default" r:id="rId9"/>
-      <w:pgSz w:w="12240" w:h="20160"/>
-      <w:pgMar w:top="1728" w:right="1728" w:bottom="1728" w:left="2304" w:header="720" w:footer="720" w:gutter="0"/>
+      <w:pgSz w:w="11906" w:h="16838"/>
+      <w:pgMar w:top="1020" w:right="1728" w:bottom="1020" w:left="2304" w:header="720" w:footer="720" w:gutter="0"/>
       <w:cols w:space="720"/>
       <w:docGrid w:linePitch="360"/>
     </w:sectPr>
@@ -724,7 +817,7 @@
     <w:qFormat/>
     <w:rsid w:val="00FC693F"/>
     <w:pPr>
-      <w:spacing w:after="120" w:line="300" w:lineRule="auto"/>
+      <w:spacing w:after="80" w:line="259" w:lineRule="auto"/>
     </w:pPr>
     <w:rPr>
       <w:rFonts w:ascii="Arial" w:hAnsi="Arial" w:eastAsia="Arial"/>
